--- a/research-presentations/2026iCERI/proposal-conference.docx
+++ b/research-presentations/2026iCERI/proposal-conference.docx
@@ -1,6 +1,6 @@
 
 <file path=word/document.xml><?xml version="1.0" encoding="utf-8"?>
-<w:document xmlns:wpc="http://schemas.microsoft.com/office/word/2010/wordprocessingCanvas" xmlns:cx="http://schemas.microsoft.com/office/drawing/2014/chartex" xmlns:cx1="http://schemas.microsoft.com/office/drawing/2015/9/8/chartex" xmlns:cx2="http://schemas.microsoft.com/office/drawing/2015/10/21/chartex" xmlns:cx3="http://schemas.microsoft.com/office/drawing/2016/5/9/chartex" xmlns:cx4="http://schemas.microsoft.com/office/drawing/2016/5/10/chartex" xmlns:cx5="http://schemas.microsoft.com/office/drawing/2016/5/11/chartex" xmlns:cx6="http://schemas.microsoft.com/office/drawing/2016/5/12/chartex" xmlns:cx7="http://schemas.microsoft.com/office/drawing/2016/5/13/chartex" xmlns:cx8="http://schemas.microsoft.com/office/drawing/2016/5/14/chartex" xmlns:mc="http://schemas.openxmlformats.org/markup-compatibility/2006" xmlns:aink="http://schemas.microsoft.com/office/drawing/2016/ink" xmlns:am3d="http://schemas.microsoft.com/office/drawing/2017/model3d" xmlns:o="urn:schemas-microsoft-com:office:office" xmlns:oel="http://schemas.microsoft.com/office/2019/extlst" xmlns:r="http://schemas.openxmlformats.org/officeDocument/2006/relationships" xmlns:m="http://schemas.openxmlformats.org/officeDocument/2006/math" xmlns:v="urn:schemas-microsoft-com:vml" xmlns:wp14="http://schemas.microsoft.com/office/word/2010/wordprocessingDrawing" xmlns:wp="http://schemas.openxmlformats.org/drawingml/2006/wordprocessingDrawing" xmlns:w10="urn:schemas-microsoft-com:office:word" xmlns:w="http://schemas.openxmlformats.org/wordprocessingml/2006/main" xmlns:w14="http://schemas.microsoft.com/office/word/2010/wordml" xmlns:w15="http://schemas.microsoft.com/office/word/2012/wordml" xmlns:w16cex="http://schemas.microsoft.com/office/word/2018/wordml/cex" xmlns:w16cid="http://schemas.microsoft.com/office/word/2016/wordml/cid" xmlns:w16="http://schemas.microsoft.com/office/word/2018/wordml" xmlns:w16du="http://schemas.microsoft.com/office/word/2023/wordml/word16du" xmlns:w16sdtdh="http://schemas.microsoft.com/office/word/2020/wordml/sdtdatahash" xmlns:w16sdtfl="http://schemas.microsoft.com/office/word/2024/wordml/sdtformatlock" xmlns:w16se="http://schemas.microsoft.com/office/word/2015/wordml/symex" xmlns:wpg="http://schemas.microsoft.com/office/word/2010/wordprocessingGroup" xmlns:wpi="http://schemas.microsoft.com/office/word/2010/wordprocessingInk" xmlns:wne="http://schemas.microsoft.com/office/word/2006/wordml" xmlns:wps="http://schemas.microsoft.com/office/word/2010/wordprocessingShape" mc:Ignorable="w14 w15 w16se w16cid w16 w16cex w16sdtdh w16sdtfl w16du wp14">
+<w:document xmlns:wpc="http://schemas.microsoft.com/office/word/2010/wordprocessingCanvas" xmlns:cx="http://schemas.microsoft.com/office/drawing/2014/chartex" xmlns:cx1="http://schemas.microsoft.com/office/drawing/2015/9/8/chartex" xmlns:cx2="http://schemas.microsoft.com/office/drawing/2015/10/21/chartex" xmlns:cx3="http://schemas.microsoft.com/office/drawing/2016/5/9/chartex" xmlns:cx4="http://schemas.microsoft.com/office/drawing/2016/5/10/chartex" xmlns:cx5="http://schemas.microsoft.com/office/drawing/2016/5/11/chartex" xmlns:cx6="http://schemas.microsoft.com/office/drawing/2016/5/12/chartex" xmlns:cx7="http://schemas.microsoft.com/office/drawing/2016/5/13/chartex" xmlns:cx8="http://schemas.microsoft.com/office/drawing/2016/5/14/chartex" xmlns:mc="http://schemas.openxmlformats.org/markup-compatibility/2006" xmlns:aink="http://schemas.microsoft.com/office/drawing/2016/ink" xmlns:am3d="http://schemas.microsoft.com/office/drawing/2017/model3d" xmlns:o="urn:schemas-microsoft-com:office:office" xmlns:oel="http://schemas.microsoft.com/office/2019/extlst" xmlns:r="http://schemas.openxmlformats.org/officeDocument/2006/relationships" xmlns:m="http://schemas.openxmlformats.org/officeDocument/2006/math" xmlns:v="urn:schemas-microsoft-com:vml" xmlns:wp14="http://schemas.microsoft.com/office/word/2010/wordprocessingDrawing" xmlns:wp="http://schemas.openxmlformats.org/drawingml/2006/wordprocessingDrawing" xmlns:w10="urn:schemas-microsoft-com:office:word" xmlns:w="http://schemas.openxmlformats.org/wordprocessingml/2006/main" xmlns:w14="http://schemas.microsoft.com/office/word/2010/wordml" xmlns:w15="http://schemas.microsoft.com/office/word/2012/wordml" xmlns:w16cei="http://schemas.microsoft.com/office/word/2026/wordml/cei" xmlns:w16cex="http://schemas.microsoft.com/office/word/2018/wordml/cex" xmlns:w16cid="http://schemas.microsoft.com/office/word/2016/wordml/cid" xmlns:w16="http://schemas.microsoft.com/office/word/2018/wordml" xmlns:w16du="http://schemas.microsoft.com/office/word/2023/wordml/word16du" xmlns:w16sdtdh="http://schemas.microsoft.com/office/word/2020/wordml/sdtdatahash" xmlns:w16sdtfl="http://schemas.microsoft.com/office/word/2024/wordml/sdtformatlock" xmlns:w16se="http://schemas.microsoft.com/office/word/2015/wordml/symex" xmlns:wpg="http://schemas.microsoft.com/office/word/2010/wordprocessingGroup" xmlns:wpi="http://schemas.microsoft.com/office/word/2010/wordprocessingInk" xmlns:wne="http://schemas.microsoft.com/office/word/2006/wordml" xmlns:wps="http://schemas.microsoft.com/office/word/2010/wordprocessingShape" mc:Ignorable="w14 w15 w16se w16cid w16 w16cex w16sdtdh w16sdtfl w16du wp14">
   <w:body>
     <w:p>
       <w:pPr>
@@ -838,12 +838,6 @@
         <w:gridCol w:w="2700"/>
       </w:tblGrid>
       <w:tr>
-        <w:tblPrEx>
-          <w:tblCellMar>
-            <w:top w:w="0" w:type="dxa"/>
-            <w:bottom w:w="0" w:type="dxa"/>
-          </w:tblCellMar>
-        </w:tblPrEx>
         <w:tc>
           <w:tcPr>
             <w:tcW w:w="1200" w:type="dxa"/>
@@ -974,12 +968,6 @@
         </w:tc>
       </w:tr>
       <w:tr>
-        <w:tblPrEx>
-          <w:tblCellMar>
-            <w:top w:w="0" w:type="dxa"/>
-            <w:bottom w:w="0" w:type="dxa"/>
-          </w:tblCellMar>
-        </w:tblPrEx>
         <w:tc>
           <w:tcPr>
             <w:tcW w:w="1200" w:type="dxa"/>
@@ -1100,12 +1088,6 @@
         </w:tc>
       </w:tr>
       <w:tr>
-        <w:tblPrEx>
-          <w:tblCellMar>
-            <w:top w:w="0" w:type="dxa"/>
-            <w:bottom w:w="0" w:type="dxa"/>
-          </w:tblCellMar>
-        </w:tblPrEx>
         <w:tc>
           <w:tcPr>
             <w:tcW w:w="1200" w:type="dxa"/>
@@ -1235,12 +1217,6 @@
         </w:tc>
       </w:tr>
       <w:tr>
-        <w:tblPrEx>
-          <w:tblCellMar>
-            <w:top w:w="0" w:type="dxa"/>
-            <w:bottom w:w="0" w:type="dxa"/>
-          </w:tblCellMar>
-        </w:tblPrEx>
         <w:tc>
           <w:tcPr>
             <w:tcW w:w="1200" w:type="dxa"/>
@@ -1386,12 +1362,6 @@
         </w:tc>
       </w:tr>
       <w:tr>
-        <w:tblPrEx>
-          <w:tblCellMar>
-            <w:top w:w="0" w:type="dxa"/>
-            <w:bottom w:w="0" w:type="dxa"/>
-          </w:tblCellMar>
-        </w:tblPrEx>
         <w:tc>
           <w:tcPr>
             <w:tcW w:w="1200" w:type="dxa"/>
@@ -1991,6 +1961,2135 @@
       <w:r>
         <w:t>, 30(6), 1112–1124.</w:t>
       </w:r>
+    </w:p>
+    <w:p>
+      <w:pPr>
+        <w:spacing w:before="120" w:after="120"/>
+        <w:jc w:val="both"/>
+      </w:pPr>
+    </w:p>
+    <w:p>
+      <w:r>
+        <w:br w:type="page"/>
+      </w:r>
+    </w:p>
+    <w:p>
+      <w:pPr>
+        <w:spacing w:before="120" w:after="120"/>
+        <w:jc w:val="both"/>
+      </w:pPr>
+      <w:r>
+        <w:lastRenderedPageBreak/>
+        <w:t>Instrument Items</w:t>
+      </w:r>
+    </w:p>
+    <w:p>
+      <w:pPr>
+        <w:spacing w:before="120" w:after="120"/>
+        <w:jc w:val="both"/>
+        <w:rPr>
+          <w:b/>
+          <w:bCs/>
+        </w:rPr>
+      </w:pPr>
+      <w:r>
+        <w:rPr>
+          <w:b/>
+          <w:bCs/>
+        </w:rPr>
+        <w:t>Instrument Items: Inclusion, Adaptation, and Justification</w:t>
+      </w:r>
+    </w:p>
+    <w:p>
+      <w:pPr>
+        <w:spacing w:before="120" w:after="120"/>
+        <w:jc w:val="both"/>
+      </w:pPr>
+      <w:r>
+        <w:t>The following table presents all 30 items from the questionnaire (Section B: 10 items; Section C: 10 items; Section D: 10 items), along with the rationale for inclusion, any adaptations made from the original instruments, and the justification for each adaptation.</w:t>
+      </w:r>
+    </w:p>
+    <w:p>
+      <w:pPr>
+        <w:spacing w:before="120" w:after="120"/>
+        <w:jc w:val="both"/>
+      </w:pPr>
+    </w:p>
+    <w:p>
+      <w:pPr>
+        <w:spacing w:before="120" w:after="120"/>
+        <w:jc w:val="both"/>
+        <w:rPr>
+          <w:b/>
+          <w:bCs/>
+        </w:rPr>
+      </w:pPr>
+      <w:r>
+        <w:rPr>
+          <w:b/>
+          <w:bCs/>
+        </w:rPr>
+        <w:t>Section B: Attitudes Toward AI (Short GAAIS-10)</w:t>
+      </w:r>
+    </w:p>
+    <w:tbl>
+      <w:tblPr>
+        <w:tblStyle w:val="TableGrid"/>
+        <w:tblW w:w="0" w:type="auto"/>
+        <w:tblLook w:val="04A0" w:firstRow="1" w:lastRow="0" w:firstColumn="1" w:lastColumn="0" w:noHBand="0" w:noVBand="1"/>
+      </w:tblPr>
+      <w:tblGrid>
+        <w:gridCol w:w="1075"/>
+        <w:gridCol w:w="7851"/>
+      </w:tblGrid>
+      <w:tr>
+        <w:tc>
+          <w:tcPr>
+            <w:tcW w:w="1075" w:type="dxa"/>
+            <w:tcBorders>
+              <w:top w:val="single" w:sz="4" w:space="0" w:color="auto"/>
+              <w:left w:val="single" w:sz="4" w:space="0" w:color="auto"/>
+              <w:bottom w:val="single" w:sz="4" w:space="0" w:color="auto"/>
+              <w:right w:val="single" w:sz="4" w:space="0" w:color="auto"/>
+            </w:tcBorders>
+            <w:vAlign w:val="center"/>
+            <w:hideMark/>
+          </w:tcPr>
+          <w:p>
+            <w:pPr>
+              <w:spacing w:before="120" w:after="120"/>
+              <w:jc w:val="both"/>
+              <w:rPr>
+                <w:b/>
+                <w:bCs/>
+              </w:rPr>
+            </w:pPr>
+            <w:r>
+              <w:t>Item Code</w:t>
+            </w:r>
+          </w:p>
+        </w:tc>
+        <w:tc>
+          <w:tcPr>
+            <w:tcW w:w="7851" w:type="dxa"/>
+            <w:tcBorders>
+              <w:top w:val="single" w:sz="4" w:space="0" w:color="auto"/>
+              <w:left w:val="single" w:sz="4" w:space="0" w:color="auto"/>
+              <w:bottom w:val="single" w:sz="4" w:space="0" w:color="auto"/>
+              <w:right w:val="single" w:sz="4" w:space="0" w:color="auto"/>
+            </w:tcBorders>
+            <w:vAlign w:val="center"/>
+            <w:hideMark/>
+          </w:tcPr>
+          <w:p>
+            <w:pPr>
+              <w:spacing w:before="120" w:after="120"/>
+              <w:jc w:val="both"/>
+              <w:rPr>
+                <w:b/>
+                <w:bCs/>
+              </w:rPr>
+            </w:pPr>
+            <w:r>
+              <w:t>Item Text</w:t>
+            </w:r>
+          </w:p>
+        </w:tc>
+      </w:tr>
+      <w:tr>
+        <w:tc>
+          <w:tcPr>
+            <w:tcW w:w="1075" w:type="dxa"/>
+            <w:tcBorders>
+              <w:top w:val="single" w:sz="4" w:space="0" w:color="auto"/>
+              <w:left w:val="single" w:sz="4" w:space="0" w:color="auto"/>
+              <w:bottom w:val="single" w:sz="4" w:space="0" w:color="auto"/>
+              <w:right w:val="single" w:sz="4" w:space="0" w:color="auto"/>
+            </w:tcBorders>
+            <w:vAlign w:val="center"/>
+            <w:hideMark/>
+          </w:tcPr>
+          <w:p>
+            <w:pPr>
+              <w:spacing w:before="120" w:after="120"/>
+              <w:jc w:val="both"/>
+              <w:rPr>
+                <w:b/>
+                <w:bCs/>
+              </w:rPr>
+            </w:pPr>
+            <w:r>
+              <w:t>B1 (Pos7)</w:t>
+            </w:r>
+          </w:p>
+        </w:tc>
+        <w:tc>
+          <w:tcPr>
+            <w:tcW w:w="7851" w:type="dxa"/>
+            <w:tcBorders>
+              <w:top w:val="single" w:sz="4" w:space="0" w:color="auto"/>
+              <w:left w:val="single" w:sz="4" w:space="0" w:color="auto"/>
+              <w:bottom w:val="single" w:sz="4" w:space="0" w:color="auto"/>
+              <w:right w:val="single" w:sz="4" w:space="0" w:color="auto"/>
+            </w:tcBorders>
+            <w:vAlign w:val="center"/>
+            <w:hideMark/>
+          </w:tcPr>
+          <w:p>
+            <w:pPr>
+              <w:spacing w:before="120" w:after="120"/>
+              <w:jc w:val="both"/>
+              <w:rPr>
+                <w:b/>
+                <w:bCs/>
+              </w:rPr>
+            </w:pPr>
+            <w:r>
+              <w:t>I am interested in using artificially intelligent systems in my daily physics learning.</w:t>
+            </w:r>
+          </w:p>
+        </w:tc>
+      </w:tr>
+      <w:tr>
+        <w:tc>
+          <w:tcPr>
+            <w:tcW w:w="1075" w:type="dxa"/>
+            <w:tcBorders>
+              <w:top w:val="single" w:sz="4" w:space="0" w:color="auto"/>
+              <w:left w:val="single" w:sz="4" w:space="0" w:color="auto"/>
+              <w:bottom w:val="single" w:sz="4" w:space="0" w:color="auto"/>
+              <w:right w:val="single" w:sz="4" w:space="0" w:color="auto"/>
+            </w:tcBorders>
+            <w:vAlign w:val="center"/>
+            <w:hideMark/>
+          </w:tcPr>
+          <w:p>
+            <w:pPr>
+              <w:spacing w:before="120" w:after="120"/>
+              <w:jc w:val="both"/>
+              <w:rPr>
+                <w:b/>
+                <w:bCs/>
+              </w:rPr>
+            </w:pPr>
+            <w:r>
+              <w:t>B2 (Pos11)</w:t>
+            </w:r>
+          </w:p>
+        </w:tc>
+        <w:tc>
+          <w:tcPr>
+            <w:tcW w:w="7851" w:type="dxa"/>
+            <w:tcBorders>
+              <w:top w:val="single" w:sz="4" w:space="0" w:color="auto"/>
+              <w:left w:val="single" w:sz="4" w:space="0" w:color="auto"/>
+              <w:bottom w:val="single" w:sz="4" w:space="0" w:color="auto"/>
+              <w:right w:val="single" w:sz="4" w:space="0" w:color="auto"/>
+            </w:tcBorders>
+            <w:vAlign w:val="center"/>
+            <w:hideMark/>
+          </w:tcPr>
+          <w:p>
+            <w:pPr>
+              <w:spacing w:before="120" w:after="120"/>
+              <w:jc w:val="both"/>
+              <w:rPr>
+                <w:b/>
+                <w:bCs/>
+              </w:rPr>
+            </w:pPr>
+            <w:r>
+              <w:t>Artificial intelligence can have positive impacts on students' understanding of physics.</w:t>
+            </w:r>
+          </w:p>
+        </w:tc>
+      </w:tr>
+      <w:tr>
+        <w:tc>
+          <w:tcPr>
+            <w:tcW w:w="1075" w:type="dxa"/>
+            <w:tcBorders>
+              <w:top w:val="single" w:sz="4" w:space="0" w:color="auto"/>
+              <w:left w:val="single" w:sz="4" w:space="0" w:color="auto"/>
+              <w:bottom w:val="single" w:sz="4" w:space="0" w:color="auto"/>
+              <w:right w:val="single" w:sz="4" w:space="0" w:color="auto"/>
+            </w:tcBorders>
+            <w:vAlign w:val="center"/>
+            <w:hideMark/>
+          </w:tcPr>
+          <w:p>
+            <w:pPr>
+              <w:spacing w:before="120" w:after="120"/>
+              <w:jc w:val="both"/>
+              <w:rPr>
+                <w:b/>
+                <w:bCs/>
+              </w:rPr>
+            </w:pPr>
+            <w:r>
+              <w:t>B3 (Pos12)</w:t>
+            </w:r>
+          </w:p>
+        </w:tc>
+        <w:tc>
+          <w:tcPr>
+            <w:tcW w:w="7851" w:type="dxa"/>
+            <w:tcBorders>
+              <w:top w:val="single" w:sz="4" w:space="0" w:color="auto"/>
+              <w:left w:val="single" w:sz="4" w:space="0" w:color="auto"/>
+              <w:bottom w:val="single" w:sz="4" w:space="0" w:color="auto"/>
+              <w:right w:val="single" w:sz="4" w:space="0" w:color="auto"/>
+            </w:tcBorders>
+            <w:vAlign w:val="center"/>
+            <w:hideMark/>
+          </w:tcPr>
+          <w:p>
+            <w:pPr>
+              <w:spacing w:before="120" w:after="120"/>
+              <w:jc w:val="both"/>
+              <w:rPr>
+                <w:b/>
+                <w:bCs/>
+              </w:rPr>
+            </w:pPr>
+            <w:r>
+              <w:t>Artificial intelligence is exciting for physics education.</w:t>
+            </w:r>
+          </w:p>
+        </w:tc>
+      </w:tr>
+      <w:tr>
+        <w:tc>
+          <w:tcPr>
+            <w:tcW w:w="1075" w:type="dxa"/>
+            <w:tcBorders>
+              <w:top w:val="single" w:sz="4" w:space="0" w:color="auto"/>
+              <w:left w:val="single" w:sz="4" w:space="0" w:color="auto"/>
+              <w:bottom w:val="single" w:sz="4" w:space="0" w:color="auto"/>
+              <w:right w:val="single" w:sz="4" w:space="0" w:color="auto"/>
+            </w:tcBorders>
+            <w:vAlign w:val="center"/>
+            <w:hideMark/>
+          </w:tcPr>
+          <w:p>
+            <w:pPr>
+              <w:spacing w:before="120" w:after="120"/>
+              <w:jc w:val="both"/>
+              <w:rPr>
+                <w:b/>
+                <w:bCs/>
+              </w:rPr>
+            </w:pPr>
+            <w:r>
+              <w:t>B4 (Pos17)</w:t>
+            </w:r>
+          </w:p>
+        </w:tc>
+        <w:tc>
+          <w:tcPr>
+            <w:tcW w:w="7851" w:type="dxa"/>
+            <w:tcBorders>
+              <w:top w:val="single" w:sz="4" w:space="0" w:color="auto"/>
+              <w:left w:val="single" w:sz="4" w:space="0" w:color="auto"/>
+              <w:bottom w:val="single" w:sz="4" w:space="0" w:color="auto"/>
+              <w:right w:val="single" w:sz="4" w:space="0" w:color="auto"/>
+            </w:tcBorders>
+            <w:vAlign w:val="center"/>
+            <w:hideMark/>
+          </w:tcPr>
+          <w:p>
+            <w:pPr>
+              <w:spacing w:before="120" w:after="120"/>
+              <w:jc w:val="both"/>
+              <w:rPr>
+                <w:b/>
+                <w:bCs/>
+              </w:rPr>
+            </w:pPr>
+            <w:r>
+              <w:t>Much of society will benefit from a future full of artificial intelligence in STEM fields.</w:t>
+            </w:r>
+          </w:p>
+        </w:tc>
+      </w:tr>
+      <w:tr>
+        <w:tc>
+          <w:tcPr>
+            <w:tcW w:w="1075" w:type="dxa"/>
+            <w:tcBorders>
+              <w:top w:val="single" w:sz="4" w:space="0" w:color="auto"/>
+              <w:left w:val="single" w:sz="4" w:space="0" w:color="auto"/>
+              <w:bottom w:val="single" w:sz="4" w:space="0" w:color="auto"/>
+              <w:right w:val="single" w:sz="4" w:space="0" w:color="auto"/>
+            </w:tcBorders>
+            <w:vAlign w:val="center"/>
+            <w:hideMark/>
+          </w:tcPr>
+          <w:p>
+            <w:pPr>
+              <w:spacing w:before="120" w:after="120"/>
+              <w:jc w:val="both"/>
+              <w:rPr>
+                <w:b/>
+                <w:bCs/>
+              </w:rPr>
+            </w:pPr>
+            <w:r>
+              <w:t>B5 (Pos18)</w:t>
+            </w:r>
+          </w:p>
+        </w:tc>
+        <w:tc>
+          <w:tcPr>
+            <w:tcW w:w="7851" w:type="dxa"/>
+            <w:tcBorders>
+              <w:top w:val="single" w:sz="4" w:space="0" w:color="auto"/>
+              <w:left w:val="single" w:sz="4" w:space="0" w:color="auto"/>
+              <w:bottom w:val="single" w:sz="4" w:space="0" w:color="auto"/>
+              <w:right w:val="single" w:sz="4" w:space="0" w:color="auto"/>
+            </w:tcBorders>
+            <w:vAlign w:val="center"/>
+            <w:hideMark/>
+          </w:tcPr>
+          <w:p>
+            <w:pPr>
+              <w:spacing w:before="120" w:after="120"/>
+              <w:jc w:val="both"/>
+              <w:rPr>
+                <w:b/>
+                <w:bCs/>
+              </w:rPr>
+            </w:pPr>
+            <w:r>
+              <w:t>I would like to use artificial intelligence in my own physics learning.</w:t>
+            </w:r>
+          </w:p>
+        </w:tc>
+      </w:tr>
+      <w:tr>
+        <w:tc>
+          <w:tcPr>
+            <w:tcW w:w="1075" w:type="dxa"/>
+            <w:tcBorders>
+              <w:top w:val="single" w:sz="4" w:space="0" w:color="auto"/>
+              <w:left w:val="single" w:sz="4" w:space="0" w:color="auto"/>
+              <w:bottom w:val="single" w:sz="4" w:space="0" w:color="auto"/>
+              <w:right w:val="single" w:sz="4" w:space="0" w:color="auto"/>
+            </w:tcBorders>
+            <w:vAlign w:val="center"/>
+            <w:hideMark/>
+          </w:tcPr>
+          <w:p>
+            <w:pPr>
+              <w:spacing w:before="120" w:after="120"/>
+              <w:jc w:val="both"/>
+              <w:rPr>
+                <w:b/>
+                <w:bCs/>
+              </w:rPr>
+            </w:pPr>
+            <w:r>
+              <w:t>B6 (Neg8)</w:t>
+            </w:r>
+          </w:p>
+        </w:tc>
+        <w:tc>
+          <w:tcPr>
+            <w:tcW w:w="7851" w:type="dxa"/>
+            <w:tcBorders>
+              <w:top w:val="single" w:sz="4" w:space="0" w:color="auto"/>
+              <w:left w:val="single" w:sz="4" w:space="0" w:color="auto"/>
+              <w:bottom w:val="single" w:sz="4" w:space="0" w:color="auto"/>
+              <w:right w:val="single" w:sz="4" w:space="0" w:color="auto"/>
+            </w:tcBorders>
+            <w:vAlign w:val="center"/>
+            <w:hideMark/>
+          </w:tcPr>
+          <w:p>
+            <w:pPr>
+              <w:spacing w:before="120" w:after="120"/>
+              <w:jc w:val="both"/>
+              <w:rPr>
+                <w:b/>
+                <w:bCs/>
+              </w:rPr>
+            </w:pPr>
+            <w:r>
+              <w:t>I find artificial intelligence sinister.</w:t>
+            </w:r>
+          </w:p>
+        </w:tc>
+      </w:tr>
+      <w:tr>
+        <w:tc>
+          <w:tcPr>
+            <w:tcW w:w="1075" w:type="dxa"/>
+            <w:tcBorders>
+              <w:top w:val="single" w:sz="4" w:space="0" w:color="auto"/>
+              <w:left w:val="single" w:sz="4" w:space="0" w:color="auto"/>
+              <w:bottom w:val="single" w:sz="4" w:space="0" w:color="auto"/>
+              <w:right w:val="single" w:sz="4" w:space="0" w:color="auto"/>
+            </w:tcBorders>
+            <w:vAlign w:val="center"/>
+            <w:hideMark/>
+          </w:tcPr>
+          <w:p>
+            <w:pPr>
+              <w:spacing w:before="120" w:after="120"/>
+              <w:jc w:val="both"/>
+              <w:rPr>
+                <w:b/>
+                <w:bCs/>
+              </w:rPr>
+            </w:pPr>
+            <w:r>
+              <w:t>B7 (Neg9)</w:t>
+            </w:r>
+          </w:p>
+        </w:tc>
+        <w:tc>
+          <w:tcPr>
+            <w:tcW w:w="7851" w:type="dxa"/>
+            <w:tcBorders>
+              <w:top w:val="single" w:sz="4" w:space="0" w:color="auto"/>
+              <w:left w:val="single" w:sz="4" w:space="0" w:color="auto"/>
+              <w:bottom w:val="single" w:sz="4" w:space="0" w:color="auto"/>
+              <w:right w:val="single" w:sz="4" w:space="0" w:color="auto"/>
+            </w:tcBorders>
+            <w:vAlign w:val="center"/>
+            <w:hideMark/>
+          </w:tcPr>
+          <w:p>
+            <w:pPr>
+              <w:spacing w:before="120" w:after="120"/>
+              <w:jc w:val="both"/>
+              <w:rPr>
+                <w:b/>
+                <w:bCs/>
+              </w:rPr>
+            </w:pPr>
+            <w:r>
+              <w:t>Artificial intelligence might take control of how students learn physics.</w:t>
+            </w:r>
+          </w:p>
+        </w:tc>
+      </w:tr>
+      <w:tr>
+        <w:tc>
+          <w:tcPr>
+            <w:tcW w:w="1075" w:type="dxa"/>
+            <w:tcBorders>
+              <w:top w:val="single" w:sz="4" w:space="0" w:color="auto"/>
+              <w:left w:val="single" w:sz="4" w:space="0" w:color="auto"/>
+              <w:bottom w:val="single" w:sz="4" w:space="0" w:color="auto"/>
+              <w:right w:val="single" w:sz="4" w:space="0" w:color="auto"/>
+            </w:tcBorders>
+            <w:vAlign w:val="center"/>
+            <w:hideMark/>
+          </w:tcPr>
+          <w:p>
+            <w:pPr>
+              <w:spacing w:before="120" w:after="120"/>
+              <w:jc w:val="both"/>
+              <w:rPr>
+                <w:b/>
+                <w:bCs/>
+              </w:rPr>
+            </w:pPr>
+            <w:r>
+              <w:t>B8 (Neg10)</w:t>
+            </w:r>
+          </w:p>
+        </w:tc>
+        <w:tc>
+          <w:tcPr>
+            <w:tcW w:w="7851" w:type="dxa"/>
+            <w:tcBorders>
+              <w:top w:val="single" w:sz="4" w:space="0" w:color="auto"/>
+              <w:left w:val="single" w:sz="4" w:space="0" w:color="auto"/>
+              <w:bottom w:val="single" w:sz="4" w:space="0" w:color="auto"/>
+              <w:right w:val="single" w:sz="4" w:space="0" w:color="auto"/>
+            </w:tcBorders>
+            <w:vAlign w:val="center"/>
+            <w:hideMark/>
+          </w:tcPr>
+          <w:p>
+            <w:pPr>
+              <w:spacing w:before="120" w:after="120"/>
+              <w:jc w:val="both"/>
+              <w:rPr>
+                <w:b/>
+                <w:bCs/>
+              </w:rPr>
+            </w:pPr>
+            <w:r>
+              <w:t>I think artificial intelligence is dangerous for authentic physics learning.</w:t>
+            </w:r>
+          </w:p>
+        </w:tc>
+      </w:tr>
+      <w:tr>
+        <w:tc>
+          <w:tcPr>
+            <w:tcW w:w="1075" w:type="dxa"/>
+            <w:tcBorders>
+              <w:top w:val="single" w:sz="4" w:space="0" w:color="auto"/>
+              <w:left w:val="single" w:sz="4" w:space="0" w:color="auto"/>
+              <w:bottom w:val="single" w:sz="4" w:space="0" w:color="auto"/>
+              <w:right w:val="single" w:sz="4" w:space="0" w:color="auto"/>
+            </w:tcBorders>
+            <w:vAlign w:val="center"/>
+            <w:hideMark/>
+          </w:tcPr>
+          <w:p>
+            <w:pPr>
+              <w:spacing w:before="120" w:after="120"/>
+              <w:jc w:val="both"/>
+              <w:rPr>
+                <w:b/>
+                <w:bCs/>
+              </w:rPr>
+            </w:pPr>
+            <w:r>
+              <w:t>B9 (Neg15)</w:t>
+            </w:r>
+          </w:p>
+        </w:tc>
+        <w:tc>
+          <w:tcPr>
+            <w:tcW w:w="7851" w:type="dxa"/>
+            <w:tcBorders>
+              <w:top w:val="single" w:sz="4" w:space="0" w:color="auto"/>
+              <w:left w:val="single" w:sz="4" w:space="0" w:color="auto"/>
+              <w:bottom w:val="single" w:sz="4" w:space="0" w:color="auto"/>
+              <w:right w:val="single" w:sz="4" w:space="0" w:color="auto"/>
+            </w:tcBorders>
+            <w:vAlign w:val="center"/>
+            <w:hideMark/>
+          </w:tcPr>
+          <w:p>
+            <w:pPr>
+              <w:spacing w:before="120" w:after="120"/>
+              <w:jc w:val="both"/>
+              <w:rPr>
+                <w:b/>
+                <w:bCs/>
+              </w:rPr>
+            </w:pPr>
+            <w:r>
+              <w:t>I shiver with discomfort when I think about future uses of artificial intelligence in physics education.</w:t>
+            </w:r>
+          </w:p>
+        </w:tc>
+      </w:tr>
+      <w:tr>
+        <w:tc>
+          <w:tcPr>
+            <w:tcW w:w="1075" w:type="dxa"/>
+            <w:tcBorders>
+              <w:top w:val="single" w:sz="4" w:space="0" w:color="auto"/>
+              <w:left w:val="single" w:sz="4" w:space="0" w:color="auto"/>
+              <w:bottom w:val="single" w:sz="4" w:space="0" w:color="auto"/>
+              <w:right w:val="single" w:sz="4" w:space="0" w:color="auto"/>
+            </w:tcBorders>
+            <w:vAlign w:val="center"/>
+            <w:hideMark/>
+          </w:tcPr>
+          <w:p>
+            <w:pPr>
+              <w:spacing w:before="120" w:after="120"/>
+              <w:jc w:val="both"/>
+              <w:rPr>
+                <w:b/>
+                <w:bCs/>
+              </w:rPr>
+            </w:pPr>
+            <w:r>
+              <w:t>B10 (Neg19)</w:t>
+            </w:r>
+          </w:p>
+        </w:tc>
+        <w:tc>
+          <w:tcPr>
+            <w:tcW w:w="7851" w:type="dxa"/>
+            <w:tcBorders>
+              <w:top w:val="single" w:sz="4" w:space="0" w:color="auto"/>
+              <w:left w:val="single" w:sz="4" w:space="0" w:color="auto"/>
+              <w:bottom w:val="single" w:sz="4" w:space="0" w:color="auto"/>
+              <w:right w:val="single" w:sz="4" w:space="0" w:color="auto"/>
+            </w:tcBorders>
+            <w:vAlign w:val="center"/>
+            <w:hideMark/>
+          </w:tcPr>
+          <w:p>
+            <w:pPr>
+              <w:spacing w:before="120" w:after="120"/>
+              <w:jc w:val="both"/>
+              <w:rPr>
+                <w:b/>
+                <w:bCs/>
+              </w:rPr>
+            </w:pPr>
+            <w:r>
+              <w:t>People like me will suffer if artificial intelligence is used more and more in physics learning.</w:t>
+            </w:r>
+          </w:p>
+        </w:tc>
+      </w:tr>
+    </w:tbl>
+    <w:p>
+      <w:pPr>
+        <w:spacing w:before="120" w:after="120"/>
+        <w:jc w:val="both"/>
+        <w:rPr>
+          <w:b/>
+          <w:bCs/>
+        </w:rPr>
+      </w:pPr>
+    </w:p>
+    <w:p>
+      <w:pPr>
+        <w:spacing w:before="120" w:after="120"/>
+        <w:jc w:val="both"/>
+        <w:rPr>
+          <w:b/>
+          <w:bCs/>
+        </w:rPr>
+      </w:pPr>
+    </w:p>
+    <w:p>
+      <w:pPr>
+        <w:spacing w:before="120" w:after="120"/>
+        <w:jc w:val="both"/>
+      </w:pPr>
+    </w:p>
+    <w:p>
+      <w:pPr>
+        <w:spacing w:before="120" w:after="120"/>
+        <w:jc w:val="both"/>
+        <w:rPr>
+          <w:b/>
+          <w:bCs/>
+        </w:rPr>
+      </w:pPr>
+      <w:r>
+        <w:rPr>
+          <w:b/>
+          <w:bCs/>
+        </w:rPr>
+        <w:br w:type="page"/>
+      </w:r>
+    </w:p>
+    <w:p>
+      <w:pPr>
+        <w:spacing w:before="120" w:after="120"/>
+        <w:jc w:val="both"/>
+        <w:rPr>
+          <w:b/>
+          <w:bCs/>
+        </w:rPr>
+      </w:pPr>
+      <w:r>
+        <w:rPr>
+          <w:b/>
+          <w:bCs/>
+        </w:rPr>
+        <w:lastRenderedPageBreak/>
+        <w:t xml:space="preserve">Section C: Trust in AI-EdTech (Adapted from </w:t>
+      </w:r>
+      <w:proofErr w:type="spellStart"/>
+      <w:r>
+        <w:rPr>
+          <w:b/>
+          <w:bCs/>
+        </w:rPr>
+        <w:t>Nazaretsky</w:t>
+      </w:r>
+      <w:proofErr w:type="spellEnd"/>
+      <w:r>
+        <w:rPr>
+          <w:b/>
+          <w:bCs/>
+        </w:rPr>
+        <w:t xml:space="preserve"> et al., 2025)</w:t>
+      </w:r>
+    </w:p>
+    <w:tbl>
+      <w:tblPr>
+        <w:tblStyle w:val="TableGrid"/>
+        <w:tblW w:w="9209" w:type="dxa"/>
+        <w:tblLook w:val="04A0" w:firstRow="1" w:lastRow="0" w:firstColumn="1" w:lastColumn="0" w:noHBand="0" w:noVBand="1"/>
+      </w:tblPr>
+      <w:tblGrid>
+        <w:gridCol w:w="834"/>
+        <w:gridCol w:w="8375"/>
+      </w:tblGrid>
+      <w:tr>
+        <w:tc>
+          <w:tcPr>
+            <w:tcW w:w="834" w:type="dxa"/>
+            <w:tcBorders>
+              <w:top w:val="single" w:sz="4" w:space="0" w:color="auto"/>
+              <w:left w:val="single" w:sz="4" w:space="0" w:color="auto"/>
+              <w:bottom w:val="single" w:sz="4" w:space="0" w:color="auto"/>
+              <w:right w:val="single" w:sz="4" w:space="0" w:color="auto"/>
+            </w:tcBorders>
+            <w:vAlign w:val="center"/>
+            <w:hideMark/>
+          </w:tcPr>
+          <w:p>
+            <w:pPr>
+              <w:spacing w:before="120" w:after="120"/>
+              <w:jc w:val="both"/>
+              <w:rPr>
+                <w:b/>
+                <w:bCs/>
+              </w:rPr>
+            </w:pPr>
+            <w:r>
+              <w:t>Item Code</w:t>
+            </w:r>
+          </w:p>
+        </w:tc>
+        <w:tc>
+          <w:tcPr>
+            <w:tcW w:w="8375" w:type="dxa"/>
+            <w:tcBorders>
+              <w:top w:val="single" w:sz="4" w:space="0" w:color="auto"/>
+              <w:left w:val="single" w:sz="4" w:space="0" w:color="auto"/>
+              <w:bottom w:val="single" w:sz="4" w:space="0" w:color="auto"/>
+              <w:right w:val="single" w:sz="4" w:space="0" w:color="auto"/>
+            </w:tcBorders>
+            <w:vAlign w:val="center"/>
+            <w:hideMark/>
+          </w:tcPr>
+          <w:p>
+            <w:pPr>
+              <w:spacing w:before="120" w:after="120"/>
+              <w:jc w:val="both"/>
+              <w:rPr>
+                <w:b/>
+                <w:bCs/>
+              </w:rPr>
+            </w:pPr>
+            <w:r>
+              <w:t>Item Text</w:t>
+            </w:r>
+          </w:p>
+        </w:tc>
+      </w:tr>
+      <w:tr>
+        <w:tc>
+          <w:tcPr>
+            <w:tcW w:w="834" w:type="dxa"/>
+            <w:tcBorders>
+              <w:top w:val="single" w:sz="4" w:space="0" w:color="auto"/>
+              <w:left w:val="single" w:sz="4" w:space="0" w:color="auto"/>
+              <w:bottom w:val="single" w:sz="4" w:space="0" w:color="auto"/>
+              <w:right w:val="single" w:sz="4" w:space="0" w:color="auto"/>
+            </w:tcBorders>
+            <w:vAlign w:val="center"/>
+            <w:hideMark/>
+          </w:tcPr>
+          <w:p>
+            <w:pPr>
+              <w:spacing w:before="120" w:after="120"/>
+              <w:jc w:val="both"/>
+              <w:rPr>
+                <w:b/>
+                <w:bCs/>
+              </w:rPr>
+            </w:pPr>
+            <w:r>
+              <w:t>C1 (PB1)</w:t>
+            </w:r>
+          </w:p>
+        </w:tc>
+        <w:tc>
+          <w:tcPr>
+            <w:tcW w:w="8375" w:type="dxa"/>
+            <w:tcBorders>
+              <w:top w:val="single" w:sz="4" w:space="0" w:color="auto"/>
+              <w:left w:val="single" w:sz="4" w:space="0" w:color="auto"/>
+              <w:bottom w:val="single" w:sz="4" w:space="0" w:color="auto"/>
+              <w:right w:val="single" w:sz="4" w:space="0" w:color="auto"/>
+            </w:tcBorders>
+            <w:vAlign w:val="center"/>
+            <w:hideMark/>
+          </w:tcPr>
+          <w:p>
+            <w:pPr>
+              <w:spacing w:before="120" w:after="120"/>
+              <w:jc w:val="both"/>
+              <w:rPr>
+                <w:b/>
+                <w:bCs/>
+              </w:rPr>
+            </w:pPr>
+            <w:r>
+              <w:t xml:space="preserve">AI can assist me in improving my responses to physics problems (e.g., open-ended questions, calculations) by suggesting </w:t>
+            </w:r>
+            <w:proofErr w:type="spellStart"/>
+            <w:r>
+              <w:t>personalised</w:t>
+            </w:r>
+            <w:proofErr w:type="spellEnd"/>
+            <w:r>
+              <w:t xml:space="preserve"> feedback in real time.</w:t>
+            </w:r>
+          </w:p>
+        </w:tc>
+      </w:tr>
+      <w:tr>
+        <w:tc>
+          <w:tcPr>
+            <w:tcW w:w="834" w:type="dxa"/>
+            <w:tcBorders>
+              <w:top w:val="single" w:sz="4" w:space="0" w:color="auto"/>
+              <w:left w:val="single" w:sz="4" w:space="0" w:color="auto"/>
+              <w:bottom w:val="single" w:sz="4" w:space="0" w:color="auto"/>
+              <w:right w:val="single" w:sz="4" w:space="0" w:color="auto"/>
+            </w:tcBorders>
+            <w:vAlign w:val="center"/>
+            <w:hideMark/>
+          </w:tcPr>
+          <w:p>
+            <w:pPr>
+              <w:spacing w:before="120" w:after="120"/>
+              <w:jc w:val="both"/>
+              <w:rPr>
+                <w:b/>
+                <w:bCs/>
+              </w:rPr>
+            </w:pPr>
+            <w:r>
+              <w:t>C2 (PB2)</w:t>
+            </w:r>
+          </w:p>
+        </w:tc>
+        <w:tc>
+          <w:tcPr>
+            <w:tcW w:w="8375" w:type="dxa"/>
+            <w:tcBorders>
+              <w:top w:val="single" w:sz="4" w:space="0" w:color="auto"/>
+              <w:left w:val="single" w:sz="4" w:space="0" w:color="auto"/>
+              <w:bottom w:val="single" w:sz="4" w:space="0" w:color="auto"/>
+              <w:right w:val="single" w:sz="4" w:space="0" w:color="auto"/>
+            </w:tcBorders>
+            <w:vAlign w:val="center"/>
+            <w:hideMark/>
+          </w:tcPr>
+          <w:p>
+            <w:pPr>
+              <w:spacing w:before="120" w:after="120"/>
+              <w:jc w:val="both"/>
+              <w:rPr>
+                <w:b/>
+                <w:bCs/>
+              </w:rPr>
+            </w:pPr>
+            <w:r>
+              <w:t xml:space="preserve">AI can assist me in self-learning physics by adjusting automatically </w:t>
+            </w:r>
+            <w:proofErr w:type="spellStart"/>
+            <w:r>
+              <w:t>individualised</w:t>
+            </w:r>
+            <w:proofErr w:type="spellEnd"/>
+            <w:r>
+              <w:t xml:space="preserve"> learning tasks adapted to my personal needs and level of knowledge.</w:t>
+            </w:r>
+          </w:p>
+        </w:tc>
+      </w:tr>
+      <w:tr>
+        <w:tc>
+          <w:tcPr>
+            <w:tcW w:w="834" w:type="dxa"/>
+            <w:tcBorders>
+              <w:top w:val="single" w:sz="4" w:space="0" w:color="auto"/>
+              <w:left w:val="single" w:sz="4" w:space="0" w:color="auto"/>
+              <w:bottom w:val="single" w:sz="4" w:space="0" w:color="auto"/>
+              <w:right w:val="single" w:sz="4" w:space="0" w:color="auto"/>
+            </w:tcBorders>
+            <w:vAlign w:val="center"/>
+            <w:hideMark/>
+          </w:tcPr>
+          <w:p>
+            <w:pPr>
+              <w:spacing w:before="120" w:after="120"/>
+              <w:jc w:val="both"/>
+              <w:rPr>
+                <w:b/>
+                <w:bCs/>
+              </w:rPr>
+            </w:pPr>
+            <w:r>
+              <w:t>C3 (PB3)</w:t>
+            </w:r>
+          </w:p>
+        </w:tc>
+        <w:tc>
+          <w:tcPr>
+            <w:tcW w:w="8375" w:type="dxa"/>
+            <w:tcBorders>
+              <w:top w:val="single" w:sz="4" w:space="0" w:color="auto"/>
+              <w:left w:val="single" w:sz="4" w:space="0" w:color="auto"/>
+              <w:bottom w:val="single" w:sz="4" w:space="0" w:color="auto"/>
+              <w:right w:val="single" w:sz="4" w:space="0" w:color="auto"/>
+            </w:tcBorders>
+            <w:vAlign w:val="center"/>
+            <w:hideMark/>
+          </w:tcPr>
+          <w:p>
+            <w:pPr>
+              <w:spacing w:before="120" w:after="120"/>
+              <w:jc w:val="both"/>
+              <w:rPr>
+                <w:b/>
+                <w:bCs/>
+              </w:rPr>
+            </w:pPr>
+            <w:r>
+              <w:t>AI (e.g., ChatGPT) can serve me as a learning pal or teaching assistant for physics.</w:t>
+            </w:r>
+          </w:p>
+        </w:tc>
+      </w:tr>
+      <w:tr>
+        <w:tc>
+          <w:tcPr>
+            <w:tcW w:w="834" w:type="dxa"/>
+            <w:tcBorders>
+              <w:top w:val="single" w:sz="4" w:space="0" w:color="auto"/>
+              <w:left w:val="single" w:sz="4" w:space="0" w:color="auto"/>
+              <w:bottom w:val="single" w:sz="4" w:space="0" w:color="auto"/>
+              <w:right w:val="single" w:sz="4" w:space="0" w:color="auto"/>
+            </w:tcBorders>
+            <w:vAlign w:val="center"/>
+            <w:hideMark/>
+          </w:tcPr>
+          <w:p>
+            <w:pPr>
+              <w:spacing w:before="120" w:after="120"/>
+              <w:jc w:val="both"/>
+              <w:rPr>
+                <w:b/>
+                <w:bCs/>
+              </w:rPr>
+            </w:pPr>
+            <w:r>
+              <w:t>C4 (PB4)</w:t>
+            </w:r>
+          </w:p>
+        </w:tc>
+        <w:tc>
+          <w:tcPr>
+            <w:tcW w:w="8375" w:type="dxa"/>
+            <w:tcBorders>
+              <w:top w:val="single" w:sz="4" w:space="0" w:color="auto"/>
+              <w:left w:val="single" w:sz="4" w:space="0" w:color="auto"/>
+              <w:bottom w:val="single" w:sz="4" w:space="0" w:color="auto"/>
+              <w:right w:val="single" w:sz="4" w:space="0" w:color="auto"/>
+            </w:tcBorders>
+            <w:vAlign w:val="center"/>
+            <w:hideMark/>
+          </w:tcPr>
+          <w:p>
+            <w:pPr>
+              <w:spacing w:before="120" w:after="120"/>
+              <w:jc w:val="both"/>
+              <w:rPr>
+                <w:b/>
+                <w:bCs/>
+              </w:rPr>
+            </w:pPr>
+            <w:r>
+              <w:t xml:space="preserve">AI can help my physics teacher diagnose my strengths and difficulties so that teachers can assign </w:t>
+            </w:r>
+            <w:proofErr w:type="spellStart"/>
+            <w:r>
+              <w:t>individualised</w:t>
+            </w:r>
+            <w:proofErr w:type="spellEnd"/>
+            <w:r>
+              <w:t xml:space="preserve"> learning tasks adapted to my personal needs and level of knowledge.</w:t>
+            </w:r>
+          </w:p>
+        </w:tc>
+      </w:tr>
+      <w:tr>
+        <w:tc>
+          <w:tcPr>
+            <w:tcW w:w="834" w:type="dxa"/>
+            <w:tcBorders>
+              <w:top w:val="single" w:sz="4" w:space="0" w:color="auto"/>
+              <w:left w:val="single" w:sz="4" w:space="0" w:color="auto"/>
+              <w:bottom w:val="single" w:sz="4" w:space="0" w:color="auto"/>
+              <w:right w:val="single" w:sz="4" w:space="0" w:color="auto"/>
+            </w:tcBorders>
+            <w:vAlign w:val="center"/>
+            <w:hideMark/>
+          </w:tcPr>
+          <w:p>
+            <w:pPr>
+              <w:spacing w:before="120" w:after="120"/>
+              <w:jc w:val="both"/>
+              <w:rPr>
+                <w:b/>
+                <w:bCs/>
+              </w:rPr>
+            </w:pPr>
+            <w:r>
+              <w:t>C5 (PB5)</w:t>
+            </w:r>
+          </w:p>
+        </w:tc>
+        <w:tc>
+          <w:tcPr>
+            <w:tcW w:w="8375" w:type="dxa"/>
+            <w:tcBorders>
+              <w:top w:val="single" w:sz="4" w:space="0" w:color="auto"/>
+              <w:left w:val="single" w:sz="4" w:space="0" w:color="auto"/>
+              <w:bottom w:val="single" w:sz="4" w:space="0" w:color="auto"/>
+              <w:right w:val="single" w:sz="4" w:space="0" w:color="auto"/>
+            </w:tcBorders>
+            <w:vAlign w:val="center"/>
+            <w:hideMark/>
+          </w:tcPr>
+          <w:p>
+            <w:pPr>
+              <w:spacing w:before="120" w:after="120"/>
+              <w:jc w:val="both"/>
+              <w:rPr>
+                <w:b/>
+                <w:bCs/>
+              </w:rPr>
+            </w:pPr>
+            <w:r>
+              <w:t xml:space="preserve">AI can assist me with managing my physics learning activities (e.g., identifying if I am on track with my tasks, offering task </w:t>
+            </w:r>
+            <w:proofErr w:type="spellStart"/>
+            <w:r>
+              <w:t>prioritisation</w:t>
+            </w:r>
+            <w:proofErr w:type="spellEnd"/>
+            <w:r>
+              <w:t xml:space="preserve">, </w:t>
+            </w:r>
+            <w:proofErr w:type="spellStart"/>
+            <w:r>
+              <w:t>optimising</w:t>
+            </w:r>
+            <w:proofErr w:type="spellEnd"/>
+            <w:r>
+              <w:t xml:space="preserve"> time management).</w:t>
+            </w:r>
+          </w:p>
+        </w:tc>
+      </w:tr>
+      <w:tr>
+        <w:tc>
+          <w:tcPr>
+            <w:tcW w:w="834" w:type="dxa"/>
+            <w:tcBorders>
+              <w:top w:val="single" w:sz="4" w:space="0" w:color="auto"/>
+              <w:left w:val="single" w:sz="4" w:space="0" w:color="auto"/>
+              <w:bottom w:val="single" w:sz="4" w:space="0" w:color="auto"/>
+              <w:right w:val="single" w:sz="4" w:space="0" w:color="auto"/>
+            </w:tcBorders>
+            <w:vAlign w:val="center"/>
+            <w:hideMark/>
+          </w:tcPr>
+          <w:p>
+            <w:pPr>
+              <w:spacing w:before="120" w:after="120"/>
+              <w:jc w:val="both"/>
+              <w:rPr>
+                <w:b/>
+                <w:bCs/>
+              </w:rPr>
+            </w:pPr>
+            <w:r>
+              <w:t>C6 (PB6)</w:t>
+            </w:r>
+          </w:p>
+        </w:tc>
+        <w:tc>
+          <w:tcPr>
+            <w:tcW w:w="8375" w:type="dxa"/>
+            <w:tcBorders>
+              <w:top w:val="single" w:sz="4" w:space="0" w:color="auto"/>
+              <w:left w:val="single" w:sz="4" w:space="0" w:color="auto"/>
+              <w:bottom w:val="single" w:sz="4" w:space="0" w:color="auto"/>
+              <w:right w:val="single" w:sz="4" w:space="0" w:color="auto"/>
+            </w:tcBorders>
+            <w:vAlign w:val="center"/>
+            <w:hideMark/>
+          </w:tcPr>
+          <w:p>
+            <w:pPr>
+              <w:spacing w:before="120" w:after="120"/>
+              <w:jc w:val="both"/>
+              <w:rPr>
+                <w:b/>
+                <w:bCs/>
+              </w:rPr>
+            </w:pPr>
+            <w:r>
+              <w:t>AI can assist me in preparing for physics exams by identifying my knowledge gaps and providing relevant learning materials (e.g., explanations, practice problems).</w:t>
+            </w:r>
+          </w:p>
+        </w:tc>
+      </w:tr>
+      <w:tr>
+        <w:tc>
+          <w:tcPr>
+            <w:tcW w:w="834" w:type="dxa"/>
+            <w:tcBorders>
+              <w:top w:val="single" w:sz="4" w:space="0" w:color="auto"/>
+              <w:left w:val="single" w:sz="4" w:space="0" w:color="auto"/>
+              <w:bottom w:val="single" w:sz="4" w:space="0" w:color="auto"/>
+              <w:right w:val="single" w:sz="4" w:space="0" w:color="auto"/>
+            </w:tcBorders>
+            <w:vAlign w:val="center"/>
+            <w:hideMark/>
+          </w:tcPr>
+          <w:p>
+            <w:pPr>
+              <w:spacing w:before="120" w:after="120"/>
+              <w:jc w:val="both"/>
+              <w:rPr>
+                <w:b/>
+                <w:bCs/>
+              </w:rPr>
+            </w:pPr>
+            <w:r>
+              <w:t>C7 (PT1)</w:t>
+            </w:r>
+          </w:p>
+        </w:tc>
+        <w:tc>
+          <w:tcPr>
+            <w:tcW w:w="8375" w:type="dxa"/>
+            <w:tcBorders>
+              <w:top w:val="single" w:sz="4" w:space="0" w:color="auto"/>
+              <w:left w:val="single" w:sz="4" w:space="0" w:color="auto"/>
+              <w:bottom w:val="single" w:sz="4" w:space="0" w:color="auto"/>
+              <w:right w:val="single" w:sz="4" w:space="0" w:color="auto"/>
+            </w:tcBorders>
+            <w:vAlign w:val="center"/>
+            <w:hideMark/>
+          </w:tcPr>
+          <w:p>
+            <w:pPr>
+              <w:spacing w:before="120" w:after="120"/>
+              <w:jc w:val="both"/>
+              <w:rPr>
+                <w:b/>
+                <w:bCs/>
+              </w:rPr>
+            </w:pPr>
+            <w:r>
+              <w:t xml:space="preserve">As AI-based tools for </w:t>
+            </w:r>
+            <w:proofErr w:type="spellStart"/>
+            <w:r>
+              <w:t>personalised</w:t>
+            </w:r>
+            <w:proofErr w:type="spellEnd"/>
+            <w:r>
+              <w:t xml:space="preserve"> learning become more prevalent, I will trust them more for my physics learning.</w:t>
+            </w:r>
+          </w:p>
+        </w:tc>
+      </w:tr>
+      <w:tr>
+        <w:tc>
+          <w:tcPr>
+            <w:tcW w:w="834" w:type="dxa"/>
+            <w:tcBorders>
+              <w:top w:val="single" w:sz="4" w:space="0" w:color="auto"/>
+              <w:left w:val="single" w:sz="4" w:space="0" w:color="auto"/>
+              <w:bottom w:val="single" w:sz="4" w:space="0" w:color="auto"/>
+              <w:right w:val="single" w:sz="4" w:space="0" w:color="auto"/>
+            </w:tcBorders>
+            <w:vAlign w:val="center"/>
+            <w:hideMark/>
+          </w:tcPr>
+          <w:p>
+            <w:pPr>
+              <w:spacing w:before="120" w:after="120"/>
+              <w:jc w:val="both"/>
+              <w:rPr>
+                <w:b/>
+                <w:bCs/>
+              </w:rPr>
+            </w:pPr>
+            <w:r>
+              <w:t>C8 (PT2)</w:t>
+            </w:r>
+          </w:p>
+        </w:tc>
+        <w:tc>
+          <w:tcPr>
+            <w:tcW w:w="8375" w:type="dxa"/>
+            <w:tcBorders>
+              <w:top w:val="single" w:sz="4" w:space="0" w:color="auto"/>
+              <w:left w:val="single" w:sz="4" w:space="0" w:color="auto"/>
+              <w:bottom w:val="single" w:sz="4" w:space="0" w:color="auto"/>
+              <w:right w:val="single" w:sz="4" w:space="0" w:color="auto"/>
+            </w:tcBorders>
+            <w:vAlign w:val="center"/>
+            <w:hideMark/>
+          </w:tcPr>
+          <w:p>
+            <w:pPr>
+              <w:spacing w:before="120" w:after="120"/>
+              <w:jc w:val="both"/>
+              <w:rPr>
+                <w:b/>
+                <w:bCs/>
+              </w:rPr>
+            </w:pPr>
+            <w:r>
+              <w:t>The more I know how an AI-based tool makes decisions, the more I can trust it for physics problem-solving.</w:t>
+            </w:r>
+          </w:p>
+        </w:tc>
+      </w:tr>
+      <w:tr>
+        <w:tc>
+          <w:tcPr>
+            <w:tcW w:w="834" w:type="dxa"/>
+            <w:tcBorders>
+              <w:top w:val="single" w:sz="4" w:space="0" w:color="auto"/>
+              <w:left w:val="single" w:sz="4" w:space="0" w:color="auto"/>
+              <w:bottom w:val="single" w:sz="4" w:space="0" w:color="auto"/>
+              <w:right w:val="single" w:sz="4" w:space="0" w:color="auto"/>
+            </w:tcBorders>
+            <w:vAlign w:val="center"/>
+            <w:hideMark/>
+          </w:tcPr>
+          <w:p>
+            <w:pPr>
+              <w:spacing w:before="120" w:after="120"/>
+              <w:jc w:val="both"/>
+              <w:rPr>
+                <w:b/>
+                <w:bCs/>
+              </w:rPr>
+            </w:pPr>
+            <w:r>
+              <w:t>C9 (PT3)</w:t>
+            </w:r>
+          </w:p>
+        </w:tc>
+        <w:tc>
+          <w:tcPr>
+            <w:tcW w:w="8375" w:type="dxa"/>
+            <w:tcBorders>
+              <w:top w:val="single" w:sz="4" w:space="0" w:color="auto"/>
+              <w:left w:val="single" w:sz="4" w:space="0" w:color="auto"/>
+              <w:bottom w:val="single" w:sz="4" w:space="0" w:color="auto"/>
+              <w:right w:val="single" w:sz="4" w:space="0" w:color="auto"/>
+            </w:tcBorders>
+            <w:vAlign w:val="center"/>
+            <w:hideMark/>
+          </w:tcPr>
+          <w:p>
+            <w:pPr>
+              <w:spacing w:before="120" w:after="120"/>
+              <w:jc w:val="both"/>
+              <w:rPr>
+                <w:b/>
+                <w:bCs/>
+              </w:rPr>
+            </w:pPr>
+            <w:r>
+              <w:t>The more data is available for AI-based tools, the more I can trust its insights for physics concepts.</w:t>
+            </w:r>
+          </w:p>
+        </w:tc>
+      </w:tr>
+      <w:tr>
+        <w:tc>
+          <w:tcPr>
+            <w:tcW w:w="834" w:type="dxa"/>
+            <w:tcBorders>
+              <w:top w:val="single" w:sz="4" w:space="0" w:color="auto"/>
+              <w:left w:val="single" w:sz="4" w:space="0" w:color="auto"/>
+              <w:bottom w:val="single" w:sz="4" w:space="0" w:color="auto"/>
+              <w:right w:val="single" w:sz="4" w:space="0" w:color="auto"/>
+            </w:tcBorders>
+            <w:vAlign w:val="center"/>
+            <w:hideMark/>
+          </w:tcPr>
+          <w:p>
+            <w:pPr>
+              <w:spacing w:before="120" w:after="120"/>
+              <w:jc w:val="both"/>
+              <w:rPr>
+                <w:b/>
+                <w:bCs/>
+              </w:rPr>
+            </w:pPr>
+            <w:r>
+              <w:t>C10 (PT4)</w:t>
+            </w:r>
+          </w:p>
+        </w:tc>
+        <w:tc>
+          <w:tcPr>
+            <w:tcW w:w="8375" w:type="dxa"/>
+            <w:tcBorders>
+              <w:top w:val="single" w:sz="4" w:space="0" w:color="auto"/>
+              <w:left w:val="single" w:sz="4" w:space="0" w:color="auto"/>
+              <w:bottom w:val="single" w:sz="4" w:space="0" w:color="auto"/>
+              <w:right w:val="single" w:sz="4" w:space="0" w:color="auto"/>
+            </w:tcBorders>
+            <w:vAlign w:val="center"/>
+            <w:hideMark/>
+          </w:tcPr>
+          <w:p>
+            <w:pPr>
+              <w:spacing w:before="120" w:after="120"/>
+              <w:jc w:val="both"/>
+              <w:rPr>
+                <w:b/>
+                <w:bCs/>
+              </w:rPr>
+            </w:pPr>
+            <w:r>
+              <w:t>The more autonomy AI-based tools provide me to check or overwrite their automated decisions, the more I can trust them.</w:t>
+            </w:r>
+          </w:p>
+        </w:tc>
+      </w:tr>
+    </w:tbl>
+    <w:p>
+      <w:pPr>
+        <w:spacing w:before="120" w:after="120"/>
+        <w:jc w:val="both"/>
+      </w:pPr>
+    </w:p>
+    <w:p>
+      <w:pPr>
+        <w:spacing w:before="120" w:after="120"/>
+        <w:jc w:val="both"/>
+      </w:pPr>
+    </w:p>
+    <w:p>
+      <w:pPr>
+        <w:spacing w:before="120" w:after="120"/>
+        <w:jc w:val="both"/>
+        <w:rPr>
+          <w:b/>
+          <w:bCs/>
+        </w:rPr>
+      </w:pPr>
+      <w:r>
+        <w:rPr>
+          <w:b/>
+          <w:bCs/>
+        </w:rPr>
+        <w:br w:type="page"/>
+      </w:r>
+    </w:p>
+    <w:p>
+      <w:pPr>
+        <w:spacing w:before="120" w:after="120"/>
+        <w:jc w:val="both"/>
+        <w:rPr>
+          <w:b/>
+          <w:bCs/>
+        </w:rPr>
+      </w:pPr>
+    </w:p>
+    <w:p>
+      <w:pPr>
+        <w:spacing w:before="120" w:after="120"/>
+        <w:jc w:val="both"/>
+        <w:rPr>
+          <w:b/>
+          <w:bCs/>
+        </w:rPr>
+      </w:pPr>
+      <w:r>
+        <w:rPr>
+          <w:b/>
+          <w:bCs/>
+        </w:rPr>
+        <w:t>Section D: AI Anxiety (Shortened 10-Item Version)</w:t>
+      </w:r>
+    </w:p>
+    <w:tbl>
+      <w:tblPr>
+        <w:tblStyle w:val="TableGrid"/>
+        <w:tblW w:w="0" w:type="auto"/>
+        <w:tblLook w:val="04A0" w:firstRow="1" w:lastRow="0" w:firstColumn="1" w:lastColumn="0" w:noHBand="0" w:noVBand="1"/>
+      </w:tblPr>
+      <w:tblGrid>
+        <w:gridCol w:w="887"/>
+        <w:gridCol w:w="8039"/>
+      </w:tblGrid>
+      <w:tr>
+        <w:tc>
+          <w:tcPr>
+            <w:tcW w:w="887" w:type="dxa"/>
+            <w:tcBorders>
+              <w:top w:val="single" w:sz="4" w:space="0" w:color="auto"/>
+              <w:left w:val="single" w:sz="4" w:space="0" w:color="auto"/>
+              <w:bottom w:val="single" w:sz="4" w:space="0" w:color="auto"/>
+              <w:right w:val="single" w:sz="4" w:space="0" w:color="auto"/>
+            </w:tcBorders>
+            <w:vAlign w:val="center"/>
+            <w:hideMark/>
+          </w:tcPr>
+          <w:p>
+            <w:pPr>
+              <w:spacing w:before="120" w:after="120"/>
+              <w:jc w:val="both"/>
+              <w:rPr>
+                <w:b/>
+                <w:bCs/>
+              </w:rPr>
+            </w:pPr>
+            <w:r>
+              <w:t>Item Code</w:t>
+            </w:r>
+          </w:p>
+        </w:tc>
+        <w:tc>
+          <w:tcPr>
+            <w:tcW w:w="8039" w:type="dxa"/>
+            <w:tcBorders>
+              <w:top w:val="single" w:sz="4" w:space="0" w:color="auto"/>
+              <w:left w:val="single" w:sz="4" w:space="0" w:color="auto"/>
+              <w:bottom w:val="single" w:sz="4" w:space="0" w:color="auto"/>
+              <w:right w:val="single" w:sz="4" w:space="0" w:color="auto"/>
+            </w:tcBorders>
+            <w:vAlign w:val="center"/>
+            <w:hideMark/>
+          </w:tcPr>
+          <w:p>
+            <w:pPr>
+              <w:spacing w:before="120" w:after="120"/>
+              <w:jc w:val="both"/>
+              <w:rPr>
+                <w:b/>
+                <w:bCs/>
+              </w:rPr>
+            </w:pPr>
+            <w:r>
+              <w:t>Item Text</w:t>
+            </w:r>
+          </w:p>
+        </w:tc>
+      </w:tr>
+      <w:tr>
+        <w:tc>
+          <w:tcPr>
+            <w:tcW w:w="887" w:type="dxa"/>
+            <w:tcBorders>
+              <w:top w:val="single" w:sz="4" w:space="0" w:color="auto"/>
+              <w:left w:val="single" w:sz="4" w:space="0" w:color="auto"/>
+              <w:bottom w:val="single" w:sz="4" w:space="0" w:color="auto"/>
+              <w:right w:val="single" w:sz="4" w:space="0" w:color="auto"/>
+            </w:tcBorders>
+            <w:vAlign w:val="bottom"/>
+            <w:hideMark/>
+          </w:tcPr>
+          <w:p>
+            <w:pPr>
+              <w:spacing w:before="120" w:after="120"/>
+              <w:jc w:val="both"/>
+              <w:rPr>
+                <w:b/>
+                <w:bCs/>
+              </w:rPr>
+            </w:pPr>
+            <w:r>
+              <w:rPr>
+                <w:lang w:val="en-GB"/>
+              </w:rPr>
+              <w:t>D1 (Q2)</w:t>
+            </w:r>
+          </w:p>
+        </w:tc>
+        <w:tc>
+          <w:tcPr>
+            <w:tcW w:w="8039" w:type="dxa"/>
+            <w:tcBorders>
+              <w:top w:val="single" w:sz="4" w:space="0" w:color="auto"/>
+              <w:left w:val="single" w:sz="4" w:space="0" w:color="auto"/>
+              <w:bottom w:val="single" w:sz="4" w:space="0" w:color="auto"/>
+              <w:right w:val="single" w:sz="4" w:space="0" w:color="auto"/>
+            </w:tcBorders>
+            <w:vAlign w:val="center"/>
+            <w:hideMark/>
+          </w:tcPr>
+          <w:p>
+            <w:pPr>
+              <w:spacing w:before="120" w:after="120"/>
+              <w:jc w:val="both"/>
+              <w:rPr>
+                <w:b/>
+                <w:bCs/>
+              </w:rPr>
+            </w:pPr>
+            <w:r>
+              <w:t>Learning to use AI techniques or products makes me anxious.</w:t>
+            </w:r>
+          </w:p>
+        </w:tc>
+      </w:tr>
+      <w:tr>
+        <w:tc>
+          <w:tcPr>
+            <w:tcW w:w="887" w:type="dxa"/>
+            <w:tcBorders>
+              <w:top w:val="single" w:sz="4" w:space="0" w:color="auto"/>
+              <w:left w:val="single" w:sz="4" w:space="0" w:color="auto"/>
+              <w:bottom w:val="single" w:sz="4" w:space="0" w:color="auto"/>
+              <w:right w:val="single" w:sz="4" w:space="0" w:color="auto"/>
+            </w:tcBorders>
+            <w:vAlign w:val="bottom"/>
+            <w:hideMark/>
+          </w:tcPr>
+          <w:p>
+            <w:pPr>
+              <w:spacing w:before="120" w:after="120"/>
+              <w:jc w:val="both"/>
+              <w:rPr>
+                <w:b/>
+                <w:bCs/>
+              </w:rPr>
+            </w:pPr>
+            <w:r>
+              <w:rPr>
+                <w:lang w:val="en-GB"/>
+              </w:rPr>
+              <w:t>D2 (Q4)</w:t>
+            </w:r>
+          </w:p>
+        </w:tc>
+        <w:tc>
+          <w:tcPr>
+            <w:tcW w:w="8039" w:type="dxa"/>
+            <w:tcBorders>
+              <w:top w:val="single" w:sz="4" w:space="0" w:color="auto"/>
+              <w:left w:val="single" w:sz="4" w:space="0" w:color="auto"/>
+              <w:bottom w:val="single" w:sz="4" w:space="0" w:color="auto"/>
+              <w:right w:val="single" w:sz="4" w:space="0" w:color="auto"/>
+            </w:tcBorders>
+            <w:vAlign w:val="center"/>
+            <w:hideMark/>
+          </w:tcPr>
+          <w:p>
+            <w:pPr>
+              <w:spacing w:before="120" w:after="120"/>
+              <w:jc w:val="both"/>
+              <w:rPr>
+                <w:b/>
+                <w:bCs/>
+              </w:rPr>
+            </w:pPr>
+            <w:r>
+              <w:t>Learning how an AI technique or product works makes me anxious.</w:t>
+            </w:r>
+          </w:p>
+        </w:tc>
+      </w:tr>
+      <w:tr>
+        <w:tc>
+          <w:tcPr>
+            <w:tcW w:w="887" w:type="dxa"/>
+            <w:tcBorders>
+              <w:top w:val="single" w:sz="4" w:space="0" w:color="auto"/>
+              <w:left w:val="single" w:sz="4" w:space="0" w:color="auto"/>
+              <w:bottom w:val="single" w:sz="4" w:space="0" w:color="auto"/>
+              <w:right w:val="single" w:sz="4" w:space="0" w:color="auto"/>
+            </w:tcBorders>
+            <w:vAlign w:val="bottom"/>
+            <w:hideMark/>
+          </w:tcPr>
+          <w:p>
+            <w:pPr>
+              <w:spacing w:before="120" w:after="120"/>
+              <w:jc w:val="both"/>
+              <w:rPr>
+                <w:b/>
+                <w:bCs/>
+              </w:rPr>
+            </w:pPr>
+            <w:r>
+              <w:rPr>
+                <w:lang w:val="en-GB"/>
+              </w:rPr>
+              <w:t>D3 (Q7)</w:t>
+            </w:r>
+          </w:p>
+        </w:tc>
+        <w:tc>
+          <w:tcPr>
+            <w:tcW w:w="8039" w:type="dxa"/>
+            <w:tcBorders>
+              <w:top w:val="single" w:sz="4" w:space="0" w:color="auto"/>
+              <w:left w:val="single" w:sz="4" w:space="0" w:color="auto"/>
+              <w:bottom w:val="single" w:sz="4" w:space="0" w:color="auto"/>
+              <w:right w:val="single" w:sz="4" w:space="0" w:color="auto"/>
+            </w:tcBorders>
+            <w:vAlign w:val="center"/>
+            <w:hideMark/>
+          </w:tcPr>
+          <w:p>
+            <w:pPr>
+              <w:spacing w:before="120" w:after="120"/>
+              <w:jc w:val="both"/>
+              <w:rPr>
+                <w:b/>
+                <w:bCs/>
+              </w:rPr>
+            </w:pPr>
+            <w:r>
+              <w:t>Being unable to keep up with the advances associated with AI techniques or products makes me anxious.</w:t>
+            </w:r>
+          </w:p>
+        </w:tc>
+      </w:tr>
+      <w:tr>
+        <w:tc>
+          <w:tcPr>
+            <w:tcW w:w="887" w:type="dxa"/>
+            <w:tcBorders>
+              <w:top w:val="single" w:sz="4" w:space="0" w:color="auto"/>
+              <w:left w:val="single" w:sz="4" w:space="0" w:color="auto"/>
+              <w:bottom w:val="single" w:sz="4" w:space="0" w:color="auto"/>
+              <w:right w:val="single" w:sz="4" w:space="0" w:color="auto"/>
+            </w:tcBorders>
+            <w:vAlign w:val="bottom"/>
+            <w:hideMark/>
+          </w:tcPr>
+          <w:p>
+            <w:pPr>
+              <w:spacing w:before="120" w:after="120"/>
+              <w:jc w:val="both"/>
+              <w:rPr>
+                <w:b/>
+                <w:bCs/>
+              </w:rPr>
+            </w:pPr>
+            <w:r>
+              <w:rPr>
+                <w:lang w:val="en-GB"/>
+              </w:rPr>
+              <w:t>D4 (Q9)</w:t>
+            </w:r>
+          </w:p>
+        </w:tc>
+        <w:tc>
+          <w:tcPr>
+            <w:tcW w:w="8039" w:type="dxa"/>
+            <w:tcBorders>
+              <w:top w:val="single" w:sz="4" w:space="0" w:color="auto"/>
+              <w:left w:val="single" w:sz="4" w:space="0" w:color="auto"/>
+              <w:bottom w:val="single" w:sz="4" w:space="0" w:color="auto"/>
+              <w:right w:val="single" w:sz="4" w:space="0" w:color="auto"/>
+            </w:tcBorders>
+            <w:vAlign w:val="center"/>
+            <w:hideMark/>
+          </w:tcPr>
+          <w:p>
+            <w:pPr>
+              <w:spacing w:before="120" w:after="120"/>
+              <w:jc w:val="both"/>
+              <w:rPr>
+                <w:b/>
+                <w:bCs/>
+              </w:rPr>
+            </w:pPr>
+            <w:r>
+              <w:t>I am afraid that AI techniques or products will replace someone's job in the future.</w:t>
+            </w:r>
+          </w:p>
+        </w:tc>
+      </w:tr>
+      <w:tr>
+        <w:tc>
+          <w:tcPr>
+            <w:tcW w:w="887" w:type="dxa"/>
+            <w:tcBorders>
+              <w:top w:val="single" w:sz="4" w:space="0" w:color="auto"/>
+              <w:left w:val="single" w:sz="4" w:space="0" w:color="auto"/>
+              <w:bottom w:val="single" w:sz="4" w:space="0" w:color="auto"/>
+              <w:right w:val="single" w:sz="4" w:space="0" w:color="auto"/>
+            </w:tcBorders>
+            <w:vAlign w:val="bottom"/>
+            <w:hideMark/>
+          </w:tcPr>
+          <w:p>
+            <w:pPr>
+              <w:spacing w:before="120" w:after="120"/>
+              <w:jc w:val="both"/>
+              <w:rPr>
+                <w:b/>
+                <w:bCs/>
+              </w:rPr>
+            </w:pPr>
+            <w:r>
+              <w:rPr>
+                <w:lang w:val="en-GB"/>
+              </w:rPr>
+              <w:t>D5 (Q15)</w:t>
+            </w:r>
+          </w:p>
+        </w:tc>
+        <w:tc>
+          <w:tcPr>
+            <w:tcW w:w="8039" w:type="dxa"/>
+            <w:tcBorders>
+              <w:top w:val="single" w:sz="4" w:space="0" w:color="auto"/>
+              <w:left w:val="single" w:sz="4" w:space="0" w:color="auto"/>
+              <w:bottom w:val="single" w:sz="4" w:space="0" w:color="auto"/>
+              <w:right w:val="single" w:sz="4" w:space="0" w:color="auto"/>
+            </w:tcBorders>
+            <w:vAlign w:val="center"/>
+            <w:hideMark/>
+          </w:tcPr>
+          <w:p>
+            <w:pPr>
+              <w:spacing w:before="120" w:after="120"/>
+              <w:jc w:val="both"/>
+              <w:rPr>
+                <w:b/>
+                <w:bCs/>
+              </w:rPr>
+            </w:pPr>
+            <w:r>
+              <w:t>I am afraid that widespread use of humanoid robots will take jobs away from people.</w:t>
+            </w:r>
+          </w:p>
+        </w:tc>
+      </w:tr>
+      <w:tr>
+        <w:tc>
+          <w:tcPr>
+            <w:tcW w:w="887" w:type="dxa"/>
+            <w:tcBorders>
+              <w:top w:val="single" w:sz="4" w:space="0" w:color="auto"/>
+              <w:left w:val="single" w:sz="4" w:space="0" w:color="auto"/>
+              <w:bottom w:val="single" w:sz="4" w:space="0" w:color="auto"/>
+              <w:right w:val="single" w:sz="4" w:space="0" w:color="auto"/>
+            </w:tcBorders>
+            <w:vAlign w:val="bottom"/>
+            <w:hideMark/>
+          </w:tcPr>
+          <w:p>
+            <w:pPr>
+              <w:spacing w:before="120" w:after="120"/>
+              <w:jc w:val="both"/>
+              <w:rPr>
+                <w:b/>
+                <w:bCs/>
+              </w:rPr>
+            </w:pPr>
+            <w:r>
+              <w:rPr>
+                <w:lang w:val="en-GB"/>
+              </w:rPr>
+              <w:t>D6 (Q18)</w:t>
+            </w:r>
+          </w:p>
+        </w:tc>
+        <w:tc>
+          <w:tcPr>
+            <w:tcW w:w="8039" w:type="dxa"/>
+            <w:tcBorders>
+              <w:top w:val="single" w:sz="4" w:space="0" w:color="auto"/>
+              <w:left w:val="single" w:sz="4" w:space="0" w:color="auto"/>
+              <w:bottom w:val="single" w:sz="4" w:space="0" w:color="auto"/>
+              <w:right w:val="single" w:sz="4" w:space="0" w:color="auto"/>
+            </w:tcBorders>
+            <w:vAlign w:val="center"/>
+            <w:hideMark/>
+          </w:tcPr>
+          <w:p>
+            <w:pPr>
+              <w:spacing w:before="120" w:after="120"/>
+              <w:jc w:val="both"/>
+              <w:rPr>
+                <w:b/>
+                <w:bCs/>
+              </w:rPr>
+            </w:pPr>
+            <w:r>
+              <w:t>I am afraid that an AI technique or product may replace humans.</w:t>
+            </w:r>
+          </w:p>
+        </w:tc>
+      </w:tr>
+      <w:tr>
+        <w:tc>
+          <w:tcPr>
+            <w:tcW w:w="887" w:type="dxa"/>
+            <w:tcBorders>
+              <w:top w:val="single" w:sz="4" w:space="0" w:color="auto"/>
+              <w:left w:val="single" w:sz="4" w:space="0" w:color="auto"/>
+              <w:bottom w:val="single" w:sz="4" w:space="0" w:color="auto"/>
+              <w:right w:val="single" w:sz="4" w:space="0" w:color="auto"/>
+            </w:tcBorders>
+            <w:vAlign w:val="bottom"/>
+            <w:hideMark/>
+          </w:tcPr>
+          <w:p>
+            <w:pPr>
+              <w:spacing w:before="120" w:after="120"/>
+              <w:jc w:val="both"/>
+              <w:rPr>
+                <w:b/>
+                <w:bCs/>
+              </w:rPr>
+            </w:pPr>
+            <w:r>
+              <w:rPr>
+                <w:lang w:val="en-GB"/>
+              </w:rPr>
+              <w:t>D7 (Q11)</w:t>
+            </w:r>
+          </w:p>
+        </w:tc>
+        <w:tc>
+          <w:tcPr>
+            <w:tcW w:w="8039" w:type="dxa"/>
+            <w:tcBorders>
+              <w:top w:val="single" w:sz="4" w:space="0" w:color="auto"/>
+              <w:left w:val="single" w:sz="4" w:space="0" w:color="auto"/>
+              <w:bottom w:val="single" w:sz="4" w:space="0" w:color="auto"/>
+              <w:right w:val="single" w:sz="4" w:space="0" w:color="auto"/>
+            </w:tcBorders>
+            <w:vAlign w:val="center"/>
+            <w:hideMark/>
+          </w:tcPr>
+          <w:p>
+            <w:pPr>
+              <w:spacing w:before="120" w:after="120"/>
+              <w:jc w:val="both"/>
+              <w:rPr>
+                <w:b/>
+                <w:bCs/>
+              </w:rPr>
+            </w:pPr>
+            <w:r>
+              <w:t xml:space="preserve">I am afraid that if I begin to use AI techniques or </w:t>
+            </w:r>
+            <w:proofErr w:type="gramStart"/>
+            <w:r>
+              <w:t>products</w:t>
+            </w:r>
+            <w:proofErr w:type="gramEnd"/>
+            <w:r>
+              <w:t xml:space="preserve"> I will become dependent upon them and lose some of my reasoning skills.</w:t>
+            </w:r>
+          </w:p>
+        </w:tc>
+      </w:tr>
+      <w:tr>
+        <w:tc>
+          <w:tcPr>
+            <w:tcW w:w="887" w:type="dxa"/>
+            <w:tcBorders>
+              <w:top w:val="single" w:sz="4" w:space="0" w:color="auto"/>
+              <w:left w:val="single" w:sz="4" w:space="0" w:color="auto"/>
+              <w:bottom w:val="single" w:sz="4" w:space="0" w:color="auto"/>
+              <w:right w:val="single" w:sz="4" w:space="0" w:color="auto"/>
+            </w:tcBorders>
+            <w:vAlign w:val="bottom"/>
+            <w:hideMark/>
+          </w:tcPr>
+          <w:p>
+            <w:pPr>
+              <w:spacing w:before="120" w:after="120"/>
+              <w:jc w:val="both"/>
+              <w:rPr>
+                <w:b/>
+                <w:bCs/>
+              </w:rPr>
+            </w:pPr>
+            <w:r>
+              <w:rPr>
+                <w:lang w:val="en-GB"/>
+              </w:rPr>
+              <w:t>D8 (Q44)</w:t>
+            </w:r>
+          </w:p>
+        </w:tc>
+        <w:tc>
+          <w:tcPr>
+            <w:tcW w:w="8039" w:type="dxa"/>
+            <w:tcBorders>
+              <w:top w:val="single" w:sz="4" w:space="0" w:color="auto"/>
+              <w:left w:val="single" w:sz="4" w:space="0" w:color="auto"/>
+              <w:bottom w:val="single" w:sz="4" w:space="0" w:color="auto"/>
+              <w:right w:val="single" w:sz="4" w:space="0" w:color="auto"/>
+            </w:tcBorders>
+            <w:vAlign w:val="center"/>
+            <w:hideMark/>
+          </w:tcPr>
+          <w:p>
+            <w:pPr>
+              <w:spacing w:before="120" w:after="120"/>
+              <w:jc w:val="both"/>
+              <w:rPr>
+                <w:b/>
+                <w:bCs/>
+              </w:rPr>
+            </w:pPr>
+            <w:r>
+              <w:t>I am afraid that an AI technique or product may get out of control and malfunction.</w:t>
+            </w:r>
+          </w:p>
+        </w:tc>
+      </w:tr>
+      <w:tr>
+        <w:tc>
+          <w:tcPr>
+            <w:tcW w:w="887" w:type="dxa"/>
+            <w:tcBorders>
+              <w:top w:val="single" w:sz="4" w:space="0" w:color="auto"/>
+              <w:left w:val="single" w:sz="4" w:space="0" w:color="auto"/>
+              <w:bottom w:val="single" w:sz="4" w:space="0" w:color="auto"/>
+              <w:right w:val="single" w:sz="4" w:space="0" w:color="auto"/>
+            </w:tcBorders>
+            <w:vAlign w:val="bottom"/>
+            <w:hideMark/>
+          </w:tcPr>
+          <w:p>
+            <w:pPr>
+              <w:spacing w:before="120" w:after="120"/>
+              <w:jc w:val="both"/>
+              <w:rPr>
+                <w:b/>
+                <w:bCs/>
+              </w:rPr>
+            </w:pPr>
+            <w:r>
+              <w:rPr>
+                <w:lang w:val="en-GB"/>
+              </w:rPr>
+              <w:t>D9 (Q46)</w:t>
+            </w:r>
+          </w:p>
+        </w:tc>
+        <w:tc>
+          <w:tcPr>
+            <w:tcW w:w="8039" w:type="dxa"/>
+            <w:tcBorders>
+              <w:top w:val="single" w:sz="4" w:space="0" w:color="auto"/>
+              <w:left w:val="single" w:sz="4" w:space="0" w:color="auto"/>
+              <w:bottom w:val="single" w:sz="4" w:space="0" w:color="auto"/>
+              <w:right w:val="single" w:sz="4" w:space="0" w:color="auto"/>
+            </w:tcBorders>
+            <w:vAlign w:val="center"/>
+            <w:hideMark/>
+          </w:tcPr>
+          <w:p>
+            <w:pPr>
+              <w:spacing w:before="120" w:after="120"/>
+              <w:jc w:val="both"/>
+              <w:rPr>
+                <w:b/>
+                <w:bCs/>
+              </w:rPr>
+            </w:pPr>
+            <w:r>
+              <w:t>I am afraid of various problems potentially associated with an AI technique or product.</w:t>
+            </w:r>
+          </w:p>
+        </w:tc>
+      </w:tr>
+      <w:tr>
+        <w:tc>
+          <w:tcPr>
+            <w:tcW w:w="887" w:type="dxa"/>
+            <w:tcBorders>
+              <w:top w:val="single" w:sz="4" w:space="0" w:color="auto"/>
+              <w:left w:val="single" w:sz="4" w:space="0" w:color="auto"/>
+              <w:bottom w:val="single" w:sz="4" w:space="0" w:color="auto"/>
+              <w:right w:val="single" w:sz="4" w:space="0" w:color="auto"/>
+            </w:tcBorders>
+            <w:vAlign w:val="bottom"/>
+            <w:hideMark/>
+          </w:tcPr>
+          <w:p>
+            <w:pPr>
+              <w:spacing w:before="120" w:after="120"/>
+              <w:jc w:val="both"/>
+              <w:rPr>
+                <w:b/>
+                <w:bCs/>
+              </w:rPr>
+            </w:pPr>
+            <w:r>
+              <w:rPr>
+                <w:lang w:val="en-GB"/>
+              </w:rPr>
+              <w:t>D10 (Q45)</w:t>
+            </w:r>
+          </w:p>
+        </w:tc>
+        <w:tc>
+          <w:tcPr>
+            <w:tcW w:w="8039" w:type="dxa"/>
+            <w:tcBorders>
+              <w:top w:val="single" w:sz="4" w:space="0" w:color="auto"/>
+              <w:left w:val="single" w:sz="4" w:space="0" w:color="auto"/>
+              <w:bottom w:val="single" w:sz="4" w:space="0" w:color="auto"/>
+              <w:right w:val="single" w:sz="4" w:space="0" w:color="auto"/>
+            </w:tcBorders>
+            <w:vAlign w:val="center"/>
+            <w:hideMark/>
+          </w:tcPr>
+          <w:p>
+            <w:pPr>
+              <w:spacing w:before="120" w:after="120"/>
+              <w:jc w:val="both"/>
+              <w:rPr>
+                <w:b/>
+                <w:bCs/>
+              </w:rPr>
+            </w:pPr>
+            <w:r>
+              <w:t>I am afraid that an AI technique or product may be misused.</w:t>
+            </w:r>
+          </w:p>
+        </w:tc>
+      </w:tr>
+    </w:tbl>
+    <w:p>
+      <w:pPr>
+        <w:spacing w:before="120" w:after="120"/>
+        <w:jc w:val="both"/>
+        <w:rPr>
+          <w:b/>
+          <w:bCs/>
+        </w:rPr>
+      </w:pPr>
+    </w:p>
+    <w:p>
+      <w:pPr>
+        <w:spacing w:before="120" w:after="120"/>
+        <w:jc w:val="both"/>
+      </w:pPr>
+      <w:r>
+        <w:br w:type="page"/>
+      </w:r>
+    </w:p>
+    <w:p>
+      <w:pPr>
+        <w:spacing w:before="120" w:after="120"/>
+        <w:jc w:val="both"/>
+      </w:pPr>
     </w:p>
     <w:sectPr>
       <w:pgSz w:w="11906" w:h="16838"/>
@@ -2003,7 +4102,7 @@
 </file>
 
 <file path=word/numbering.xml><?xml version="1.0" encoding="utf-8"?>
-<w:numbering xmlns:wpc="http://schemas.microsoft.com/office/word/2010/wordprocessingCanvas" xmlns:cx="http://schemas.microsoft.com/office/drawing/2014/chartex" xmlns:cx1="http://schemas.microsoft.com/office/drawing/2015/9/8/chartex" xmlns:cx2="http://schemas.microsoft.com/office/drawing/2015/10/21/chartex" xmlns:cx3="http://schemas.microsoft.com/office/drawing/2016/5/9/chartex" xmlns:cx4="http://schemas.microsoft.com/office/drawing/2016/5/10/chartex" xmlns:cx5="http://schemas.microsoft.com/office/drawing/2016/5/11/chartex" xmlns:cx6="http://schemas.microsoft.com/office/drawing/2016/5/12/chartex" xmlns:cx7="http://schemas.microsoft.com/office/drawing/2016/5/13/chartex" xmlns:cx8="http://schemas.microsoft.com/office/drawing/2016/5/14/chartex" xmlns:mc="http://schemas.openxmlformats.org/markup-compatibility/2006" xmlns:aink="http://schemas.microsoft.com/office/drawing/2016/ink" xmlns:am3d="http://schemas.microsoft.com/office/drawing/2017/model3d" xmlns:o="urn:schemas-microsoft-com:office:office" xmlns:oel="http://schemas.microsoft.com/office/2019/extlst" xmlns:r="http://schemas.openxmlformats.org/officeDocument/2006/relationships" xmlns:m="http://schemas.openxmlformats.org/officeDocument/2006/math" xmlns:v="urn:schemas-microsoft-com:vml" xmlns:wp14="http://schemas.microsoft.com/office/word/2010/wordprocessingDrawing" xmlns:wp="http://schemas.openxmlformats.org/drawingml/2006/wordprocessingDrawing" xmlns:w10="urn:schemas-microsoft-com:office:word" xmlns:w="http://schemas.openxmlformats.org/wordprocessingml/2006/main" xmlns:w14="http://schemas.microsoft.com/office/word/2010/wordml" xmlns:w15="http://schemas.microsoft.com/office/word/2012/wordml" xmlns:w16cex="http://schemas.microsoft.com/office/word/2018/wordml/cex" xmlns:w16cid="http://schemas.microsoft.com/office/word/2016/wordml/cid" xmlns:w16="http://schemas.microsoft.com/office/word/2018/wordml" xmlns:w16du="http://schemas.microsoft.com/office/word/2023/wordml/word16du" xmlns:w16sdtdh="http://schemas.microsoft.com/office/word/2020/wordml/sdtdatahash" xmlns:w16sdtfl="http://schemas.microsoft.com/office/word/2024/wordml/sdtformatlock" xmlns:w16se="http://schemas.microsoft.com/office/word/2015/wordml/symex" xmlns:wpg="http://schemas.microsoft.com/office/word/2010/wordprocessingGroup" xmlns:wpi="http://schemas.microsoft.com/office/word/2010/wordprocessingInk" xmlns:wne="http://schemas.microsoft.com/office/word/2006/wordml" xmlns:wps="http://schemas.microsoft.com/office/word/2010/wordprocessingShape" mc:Ignorable="w14 w15 w16se w16cid w16 w16cex w16sdtdh w16sdtfl w16du wp14">
+<w:numbering xmlns:wpc="http://schemas.microsoft.com/office/word/2010/wordprocessingCanvas" xmlns:cx="http://schemas.microsoft.com/office/drawing/2014/chartex" xmlns:cx1="http://schemas.microsoft.com/office/drawing/2015/9/8/chartex" xmlns:cx2="http://schemas.microsoft.com/office/drawing/2015/10/21/chartex" xmlns:cx3="http://schemas.microsoft.com/office/drawing/2016/5/9/chartex" xmlns:cx4="http://schemas.microsoft.com/office/drawing/2016/5/10/chartex" xmlns:cx5="http://schemas.microsoft.com/office/drawing/2016/5/11/chartex" xmlns:cx6="http://schemas.microsoft.com/office/drawing/2016/5/12/chartex" xmlns:cx7="http://schemas.microsoft.com/office/drawing/2016/5/13/chartex" xmlns:cx8="http://schemas.microsoft.com/office/drawing/2016/5/14/chartex" xmlns:mc="http://schemas.openxmlformats.org/markup-compatibility/2006" xmlns:aink="http://schemas.microsoft.com/office/drawing/2016/ink" xmlns:am3d="http://schemas.microsoft.com/office/drawing/2017/model3d" xmlns:o="urn:schemas-microsoft-com:office:office" xmlns:oel="http://schemas.microsoft.com/office/2019/extlst" xmlns:r="http://schemas.openxmlformats.org/officeDocument/2006/relationships" xmlns:m="http://schemas.openxmlformats.org/officeDocument/2006/math" xmlns:v="urn:schemas-microsoft-com:vml" xmlns:wp14="http://schemas.microsoft.com/office/word/2010/wordprocessingDrawing" xmlns:wp="http://schemas.openxmlformats.org/drawingml/2006/wordprocessingDrawing" xmlns:w10="urn:schemas-microsoft-com:office:word" xmlns:w="http://schemas.openxmlformats.org/wordprocessingml/2006/main" xmlns:w14="http://schemas.microsoft.com/office/word/2010/wordml" xmlns:w15="http://schemas.microsoft.com/office/word/2012/wordml" xmlns:w16cei="http://schemas.microsoft.com/office/word/2026/wordml/cei" xmlns:w16cex="http://schemas.microsoft.com/office/word/2018/wordml/cex" xmlns:w16cid="http://schemas.microsoft.com/office/word/2016/wordml/cid" xmlns:w16="http://schemas.microsoft.com/office/word/2018/wordml" xmlns:w16du="http://schemas.microsoft.com/office/word/2023/wordml/word16du" xmlns:w16sdtdh="http://schemas.microsoft.com/office/word/2020/wordml/sdtdatahash" xmlns:w16sdtfl="http://schemas.microsoft.com/office/word/2024/wordml/sdtformatlock" xmlns:w16se="http://schemas.microsoft.com/office/word/2015/wordml/symex" xmlns:wpg="http://schemas.microsoft.com/office/word/2010/wordprocessingGroup" xmlns:wpi="http://schemas.microsoft.com/office/word/2010/wordprocessingInk" xmlns:wne="http://schemas.microsoft.com/office/word/2006/wordml" xmlns:wps="http://schemas.microsoft.com/office/word/2010/wordprocessingShape" mc:Ignorable="w14 w15 w16se w16cid w16 w16cex w16sdtdh w16sdtfl w16du wp14">
   <w:abstractNum w:abstractNumId="0" w15:restartNumberingAfterBreak="0">
     <w:nsid w:val="06021AC7"/>
     <w:multiLevelType w:val="hybridMultilevel"/>
@@ -2993,6 +5092,22 @@
       <w:szCs w:val="20"/>
     </w:rPr>
   </w:style>
+  <w:style w:type="table" w:styleId="TableGrid">
+    <w:name w:val="Table Grid"/>
+    <w:basedOn w:val="TableNormal"/>
+    <w:uiPriority w:val="39"/>
+    <w:rsid w:val="00131539"/>
+    <w:tblPr>
+      <w:tblBorders>
+        <w:top w:val="single" w:sz="4" w:space="0" w:color="auto"/>
+        <w:left w:val="single" w:sz="4" w:space="0" w:color="auto"/>
+        <w:bottom w:val="single" w:sz="4" w:space="0" w:color="auto"/>
+        <w:right w:val="single" w:sz="4" w:space="0" w:color="auto"/>
+        <w:insideH w:val="single" w:sz="4" w:space="0" w:color="auto"/>
+        <w:insideV w:val="single" w:sz="4" w:space="0" w:color="auto"/>
+      </w:tblBorders>
+    </w:tblPr>
+  </w:style>
 </w:styles>
 </file>
 
